--- a/系統使用教學手冊.docx
+++ b/系統使用教學手冊.docx
@@ -231,6 +231,36 @@
           <w:szCs w:val="24"/>
         </w:rPr>
         <w:t xml:space="preserve">畫面上的倉庫是「活的」：背景模擬進出貨，數字即時跳動（詳見第 8 章）</w:t>
+      </w:r>
+    </w:p>
+    <w:p>
+      <w:pPr>
+        <w:pStyle w:val="ListParagraph"/>
+        <w:numPr>
+          <w:ilvl w:val="0"/>
+          <w:numId w:val="2"/>
+        </w:numPr>
+        <w:spacing w:after="80" w:line="300"/>
+      </w:pPr>
+      <w:r>
+        <w:rPr>
+          <w:rFonts w:ascii="Microsoft JhengHei" w:cs="Microsoft JhengHei" w:eastAsia="Microsoft JhengHei" w:hAnsi="Microsoft JhengHei"/>
+          <w:b/>
+          <w:bCs/>
+          <w:color w:val="1F2937"/>
+          <w:sz w:val="24"/>
+          <w:szCs w:val="24"/>
+        </w:rPr>
+        <w:t xml:space="preserve">中英文是兩套獨立系統、同機並存：</w:t>
+      </w:r>
+      <w:r>
+        <w:rPr>
+          <w:rFonts w:ascii="Microsoft JhengHei" w:cs="Microsoft JhengHei" w:eastAsia="Microsoft JhengHei" w:hAnsi="Microsoft JhengHei"/>
+          <w:color w:val="1F2937"/>
+          <w:sz w:val="24"/>
+          <w:szCs w:val="24"/>
+        </w:rPr>
+        <w:t xml:space="preserve">英文版（Warehouse Assistant，分頁 8002）是展場前景主力、中文版（倉管助理，分頁 8001）點瀏覽器分頁即切換。查詢、語音、寫入、報表功能兩版完全對等，本手冊每章都附兩版例句。</w:t>
       </w:r>
     </w:p>
     <w:p>
@@ -1515,7 +1545,7 @@
           <w:sz w:val="24"/>
           <w:szCs w:val="24"/>
         </w:rPr>
-        <w:t xml:space="preserve">頁面由上而下分成五個區塊：</w:t>
+        <w:t xml:space="preserve">中文版與英文版的畫面配置完全相同（只差介面語言），以下說明兩版通用。頁面由上而下分成五個區塊：</w:t>
       </w:r>
     </w:p>
     <w:tbl>
@@ -1867,6 +1897,199 @@
     </w:p>
     <w:p>
       <w:pPr>
+        <w:pStyle w:val="Heading2"/>
+        <w:spacing w:after="120" w:before="240"/>
+      </w:pPr>
+      <w:r>
+        <w:rPr>
+          <w:rFonts w:ascii="Microsoft JhengHei" w:cs="Microsoft JhengHei" w:eastAsia="Microsoft JhengHei" w:hAnsi="Microsoft JhengHei"/>
+          <w:b/>
+          <w:bCs/>
+          <w:color w:val="1F2937"/>
+          <w:sz w:val="28"/>
+          <w:szCs w:val="28"/>
+        </w:rPr>
+        <w:t xml:space="preserve">畫面上什麼都能點（互動全解）</w:t>
+      </w:r>
+    </w:p>
+    <w:p>
+      <w:pPr>
+        <w:pStyle w:val="ListParagraph"/>
+        <w:numPr>
+          <w:ilvl w:val="0"/>
+          <w:numId w:val="2"/>
+        </w:numPr>
+        <w:spacing w:after="80" w:line="300"/>
+      </w:pPr>
+      <w:r>
+        <w:rPr>
+          <w:rFonts w:ascii="Microsoft JhengHei" w:cs="Microsoft JhengHei" w:eastAsia="Microsoft JhengHei" w:hAnsi="Microsoft JhengHei"/>
+          <w:color w:val="1F2937"/>
+          <w:sz w:val="24"/>
+          <w:szCs w:val="24"/>
+        </w:rPr>
+        <w:t xml:space="preserve">快捷句條：每顆橘色句子點一下＝直接送出該查詢，最適合不知道從何問起的訪客</w:t>
+      </w:r>
+    </w:p>
+    <w:p>
+      <w:pPr>
+        <w:pStyle w:val="ListParagraph"/>
+        <w:numPr>
+          <w:ilvl w:val="0"/>
+          <w:numId w:val="2"/>
+        </w:numPr>
+        <w:spacing w:after="80" w:line="300"/>
+      </w:pPr>
+      <w:r>
+        <w:rPr>
+          <w:rFonts w:ascii="Microsoft JhengHei" w:cs="Microsoft JhengHei" w:eastAsia="Microsoft JhengHei" w:hAnsi="Microsoft JhengHei"/>
+          <w:color w:val="1F2937"/>
+          <w:sz w:val="24"/>
+          <w:szCs w:val="24"/>
+        </w:rPr>
+        <w:t xml:space="preserve">回答下方的建議按鈕：查完庫存會自動帶出「本週進出」「庫存警示」等下一步建議，點了就查</w:t>
+      </w:r>
+    </w:p>
+    <w:p>
+      <w:pPr>
+        <w:pStyle w:val="ListParagraph"/>
+        <w:numPr>
+          <w:ilvl w:val="0"/>
+          <w:numId w:val="2"/>
+        </w:numPr>
+        <w:spacing w:after="80" w:line="300"/>
+      </w:pPr>
+      <w:r>
+        <w:rPr>
+          <w:rFonts w:ascii="Microsoft JhengHei" w:cs="Microsoft JhengHei" w:eastAsia="Microsoft JhengHei" w:hAnsi="Microsoft JhengHei"/>
+          <w:color w:val="1F2937"/>
+          <w:sz w:val="24"/>
+          <w:szCs w:val="24"/>
+        </w:rPr>
+        <w:t xml:space="preserve">逃生按鈕：追問時若回答被上一句的商品「鎖住」（例如問南倉進出卻只回耳機的），卡片下會出現「📦 看南區倉昨天全部商品進出」一鍵退回全倉視角</w:t>
+      </w:r>
+    </w:p>
+    <w:p>
+      <w:pPr>
+        <w:pStyle w:val="ListParagraph"/>
+        <w:numPr>
+          <w:ilvl w:val="0"/>
+          <w:numId w:val="2"/>
+        </w:numPr>
+        <w:spacing w:after="80" w:line="300"/>
+      </w:pPr>
+      <w:r>
+        <w:rPr>
+          <w:rFonts w:ascii="Microsoft JhengHei" w:cs="Microsoft JhengHei" w:eastAsia="Microsoft JhengHei" w:hAnsi="Microsoft JhengHei"/>
+          <w:color w:val="1F2937"/>
+          <w:sz w:val="24"/>
+          <w:szCs w:val="24"/>
+        </w:rPr>
+        <w:t xml:space="preserve">選單卡（clarify）：系統反問時列出選項按鈕，點選項或直接打 1／2／3 都可以</w:t>
+      </w:r>
+    </w:p>
+    <w:p>
+      <w:pPr>
+        <w:pStyle w:val="ListParagraph"/>
+        <w:numPr>
+          <w:ilvl w:val="0"/>
+          <w:numId w:val="2"/>
+        </w:numPr>
+        <w:spacing w:after="80" w:line="300"/>
+      </w:pPr>
+      <w:r>
+        <w:rPr>
+          <w:rFonts w:ascii="Microsoft JhengHei" w:cs="Microsoft JhengHei" w:eastAsia="Microsoft JhengHei" w:hAnsi="Microsoft JhengHei"/>
+          <w:color w:val="1F2937"/>
+          <w:sz w:val="24"/>
+          <w:szCs w:val="24"/>
+        </w:rPr>
+        <w:t xml:space="preserve">確認卡：寫入操作的核對卡，點「確認」／「取消」按鈕，或直接打字「確認」也行</w:t>
+      </w:r>
+    </w:p>
+    <w:p>
+      <w:pPr>
+        <w:pStyle w:val="ListParagraph"/>
+        <w:numPr>
+          <w:ilvl w:val="0"/>
+          <w:numId w:val="2"/>
+        </w:numPr>
+        <w:spacing w:after="80" w:line="300"/>
+      </w:pPr>
+      <w:r>
+        <w:rPr>
+          <w:rFonts w:ascii="Microsoft JhengHei" w:cs="Microsoft JhengHei" w:eastAsia="Microsoft JhengHei" w:hAnsi="Microsoft JhengHei"/>
+          <w:color w:val="1F2937"/>
+          <w:sz w:val="24"/>
+          <w:szCs w:val="24"/>
+        </w:rPr>
+        <w:t xml:space="preserve">🔔 警示面板：右上鈴鐺打開側欄，兩個頁籤分別列「警示規則」與「定時排程」，可逐條刪除</w:t>
+      </w:r>
+    </w:p>
+    <w:p>
+      <w:pPr>
+        <w:pStyle w:val="ListParagraph"/>
+        <w:numPr>
+          <w:ilvl w:val="0"/>
+          <w:numId w:val="2"/>
+        </w:numPr>
+        <w:spacing w:after="80" w:line="300"/>
+      </w:pPr>
+      <w:r>
+        <w:rPr>
+          <w:rFonts w:ascii="Microsoft JhengHei" w:cs="Microsoft JhengHei" w:eastAsia="Microsoft JhengHei" w:hAnsi="Microsoft JhengHei"/>
+          <w:color w:val="1F2937"/>
+          <w:sz w:val="24"/>
+          <w:szCs w:val="24"/>
+        </w:rPr>
+        <w:t xml:space="preserve">Live 看板：⏸/▶ 開關模擬、拉滑桿調速（1–400 倍）、「展開商品」看 60 項即時庫存</w:t>
+      </w:r>
+    </w:p>
+    <w:p>
+      <w:pPr>
+        <w:pStyle w:val="ListParagraph"/>
+        <w:numPr>
+          <w:ilvl w:val="0"/>
+          <w:numId w:val="2"/>
+        </w:numPr>
+        <w:spacing w:after="80" w:line="300"/>
+      </w:pPr>
+      <w:r>
+        <w:rPr>
+          <w:rFonts w:ascii="Microsoft JhengHei" w:cs="Microsoft JhengHei" w:eastAsia="Microsoft JhengHei" w:hAnsi="Microsoft JhengHei"/>
+          <w:color w:val="1F2937"/>
+          <w:sz w:val="24"/>
+          <w:szCs w:val="24"/>
+        </w:rPr>
+        <w:t xml:space="preserve">異常橫幅：點「展開」看系統主動偵測的每一條警示明細</w:t>
+      </w:r>
+    </w:p>
+    <w:p>
+      <w:pPr>
+        <w:pStyle w:val="ListParagraph"/>
+        <w:numPr>
+          <w:ilvl w:val="0"/>
+          <w:numId w:val="2"/>
+        </w:numPr>
+        <w:spacing w:after="80" w:line="300"/>
+      </w:pPr>
+      <w:r>
+        <w:rPr>
+          <w:rFonts w:ascii="Microsoft JhengHei" w:cs="Microsoft JhengHei" w:eastAsia="Microsoft JhengHei" w:hAnsi="Microsoft JhengHei"/>
+          <w:color w:val="1F2937"/>
+          <w:sz w:val="24"/>
+          <w:szCs w:val="24"/>
+        </w:rPr>
+        <w:t xml:space="preserve">報表卡：點「📊 開啟報告」在新分頁看網頁版、「下載 CSV」拿檔案</w:t>
+      </w:r>
+    </w:p>
+    <w:p>
+      <w:pPr>
+        <w:spacing w:after="120"/>
+      </w:pPr>
+    </w:p>
+    <w:p>
+      <w:pPr>
         <w:spacing w:after="120" w:line="300"/>
       </w:pPr>
       <w:r>
@@ -1898,7 +2121,7 @@
           <w:sz w:val="34"/>
           <w:szCs w:val="34"/>
         </w:rPr>
-        <w:t xml:space="preserve">4. 打字查詢：七大類都能問</w:t>
+        <w:t xml:space="preserve">4. 打字查詢：七大類都能問（中英對照）</w:t>
       </w:r>
     </w:p>
     <w:p>
@@ -1912,7 +2135,7 @@
           <w:sz w:val="24"/>
           <w:szCs w:val="24"/>
         </w:rPr>
-        <w:t xml:space="preserve">在最下方輸入框打字，按 Enter 或送出鈕。以下每類給幾個實測過的例句，照打或換成自己的說法都可以：</w:t>
+        <w:t xml:space="preserve">在最下方輸入框打字，按 Enter 或送出鈕。中文版與英文版功能完全相同，只差輸入語言——下表每類各給實測過的例句，照打或換成自己的說法都可以：</w:t>
       </w:r>
     </w:p>
     <w:tbl>
@@ -1928,8 +2151,9 @@
         </w:tblBorders>
       </w:tblPr>
       <w:tblGrid>
-        <w:gridCol w:w="2200"/>
-        <w:gridCol w:w="7800"/>
+        <w:gridCol w:w="1700"/>
+        <w:gridCol w:w="4300"/>
+        <w:gridCol w:w="4000"/>
       </w:tblGrid>
       <w:tr>
         <w:trPr>
@@ -1937,7 +2161,7 @@
         </w:trPr>
         <w:tc>
           <w:tcPr>
-            <w:tcW w:type="dxa" w:w="2200"/>
+            <w:tcW w:type="dxa" w:w="1700"/>
             <w:shd w:fill="1F2937" w:val="clear"/>
             <w:tcMar>
               <w:top w:type="dxa" w:w="80"/>
@@ -1965,7 +2189,7 @@
         </w:tc>
         <w:tc>
           <w:tcPr>
-            <w:tcW w:type="dxa" w:w="7800"/>
+            <w:tcW w:type="dxa" w:w="4300"/>
             <w:shd w:fill="1F2937" w:val="clear"/>
             <w:tcMar>
               <w:top w:type="dxa" w:w="80"/>
@@ -1987,7 +2211,35 @@
                 <w:sz w:val="23"/>
                 <w:szCs w:val="23"/>
               </w:rPr>
-              <w:t xml:space="preserve">例句</w:t>
+              <w:t xml:space="preserve">中文版（8001）</w:t>
+            </w:r>
+          </w:p>
+        </w:tc>
+        <w:tc>
+          <w:tcPr>
+            <w:tcW w:type="dxa" w:w="4000"/>
+            <w:shd w:fill="1F2937" w:val="clear"/>
+            <w:tcMar>
+              <w:top w:type="dxa" w:w="80"/>
+              <w:left w:type="dxa" w:w="120"/>
+              <w:bottom w:type="dxa" w:w="80"/>
+              <w:right w:type="dxa" w:w="120"/>
+            </w:tcMar>
+          </w:tcPr>
+          <w:p>
+            <w:pPr>
+              <w:spacing w:after="0" w:line="280"/>
+            </w:pPr>
+            <w:r>
+              <w:rPr>
+                <w:rFonts w:ascii="Microsoft JhengHei" w:cs="Microsoft JhengHei" w:eastAsia="Microsoft JhengHei" w:hAnsi="Microsoft JhengHei"/>
+                <w:b/>
+                <w:bCs/>
+                <w:color w:val="FFFFFF"/>
+                <w:sz w:val="23"/>
+                <w:szCs w:val="23"/>
+              </w:rPr>
+              <w:t xml:space="preserve">英文版（8002）</w:t>
             </w:r>
           </w:p>
         </w:tc>
@@ -1995,7 +2247,7 @@
       <w:tr>
         <w:tc>
           <w:tcPr>
-            <w:tcW w:type="dxa" w:w="2200"/>
+            <w:tcW w:type="dxa" w:w="1700"/>
             <w:tcMar>
               <w:top w:type="dxa" w:w="80"/>
               <w:left w:type="dxa" w:w="120"/>
@@ -2020,26 +2272,51 @@
         </w:tc>
         <w:tc>
           <w:tcPr>
-            <w:tcW w:type="dxa" w:w="7800"/>
-            <w:tcMar>
-              <w:top w:type="dxa" w:w="80"/>
-              <w:left w:type="dxa" w:w="120"/>
-              <w:bottom w:type="dxa" w:w="80"/>
-              <w:right w:type="dxa" w:w="120"/>
-            </w:tcMar>
-          </w:tcPr>
-          <w:p>
-            <w:pPr>
-              <w:spacing w:after="0" w:line="280"/>
-            </w:pPr>
-            <w:r>
-              <w:rPr>
-                <w:rFonts w:ascii="Microsoft JhengHei" w:cs="Microsoft JhengHei" w:eastAsia="Microsoft JhengHei" w:hAnsi="Microsoft JhengHei"/>
-                <w:color w:val="1F2937"/>
-                <w:sz w:val="22"/>
-                <w:szCs w:val="22"/>
-              </w:rPr>
-              <w:t xml:space="preserve">藍牙耳機還剩幾個｜北倉的行動電源庫存｜電子產品類的庫存</w:t>
+            <w:tcW w:type="dxa" w:w="4300"/>
+            <w:tcMar>
+              <w:top w:type="dxa" w:w="80"/>
+              <w:left w:type="dxa" w:w="120"/>
+              <w:bottom w:type="dxa" w:w="80"/>
+              <w:right w:type="dxa" w:w="120"/>
+            </w:tcMar>
+          </w:tcPr>
+          <w:p>
+            <w:pPr>
+              <w:spacing w:after="0" w:line="280"/>
+            </w:pPr>
+            <w:r>
+              <w:rPr>
+                <w:rFonts w:ascii="Microsoft JhengHei" w:cs="Microsoft JhengHei" w:eastAsia="Microsoft JhengHei" w:hAnsi="Microsoft JhengHei"/>
+                <w:color w:val="1F2937"/>
+                <w:sz w:val="22"/>
+                <w:szCs w:val="22"/>
+              </w:rPr>
+              <w:t xml:space="preserve">藍牙耳機還剩幾個｜北倉的行動電源庫存</w:t>
+            </w:r>
+          </w:p>
+        </w:tc>
+        <w:tc>
+          <w:tcPr>
+            <w:tcW w:type="dxa" w:w="4000"/>
+            <w:tcMar>
+              <w:top w:type="dxa" w:w="80"/>
+              <w:left w:type="dxa" w:w="120"/>
+              <w:bottom w:type="dxa" w:w="80"/>
+              <w:right w:type="dxa" w:w="120"/>
+            </w:tcMar>
+          </w:tcPr>
+          <w:p>
+            <w:pPr>
+              <w:spacing w:after="0" w:line="280"/>
+            </w:pPr>
+            <w:r>
+              <w:rPr>
+                <w:rFonts w:ascii="Microsoft JhengHei" w:cs="Microsoft JhengHei" w:eastAsia="Microsoft JhengHei" w:hAnsi="Microsoft JhengHei"/>
+                <w:color w:val="1F2937"/>
+                <w:sz w:val="22"/>
+                <w:szCs w:val="22"/>
+              </w:rPr>
+              <w:t xml:space="preserve">bluetooth earphones stock｜stock of power bank in north</w:t>
             </w:r>
           </w:p>
         </w:tc>
@@ -2047,7 +2324,7 @@
       <w:tr>
         <w:tc>
           <w:tcPr>
-            <w:tcW w:type="dxa" w:w="2200"/>
+            <w:tcW w:type="dxa" w:w="1700"/>
             <w:shd w:fill="F3F4F6" w:val="clear"/>
             <w:tcMar>
               <w:top w:type="dxa" w:w="80"/>
@@ -2073,7 +2350,7 @@
         </w:tc>
         <w:tc>
           <w:tcPr>
-            <w:tcW w:type="dxa" w:w="7800"/>
+            <w:tcW w:type="dxa" w:w="4300"/>
             <w:shd w:fill="F3F4F6" w:val="clear"/>
             <w:tcMar>
               <w:top w:type="dxa" w:w="80"/>
@@ -2093,7 +2370,33 @@
                 <w:sz w:val="22"/>
                 <w:szCs w:val="22"/>
               </w:rPr>
-              <w:t xml:space="preserve">今天進了什麼貨｜南倉昨天的進出｜無線滑鼠本週出貨</w:t>
+              <w:t xml:space="preserve">今天進了什麼貨｜南倉昨天的進出</w:t>
+            </w:r>
+          </w:p>
+        </w:tc>
+        <w:tc>
+          <w:tcPr>
+            <w:tcW w:type="dxa" w:w="4000"/>
+            <w:shd w:fill="F3F4F6" w:val="clear"/>
+            <w:tcMar>
+              <w:top w:type="dxa" w:w="80"/>
+              <w:left w:type="dxa" w:w="120"/>
+              <w:bottom w:type="dxa" w:w="80"/>
+              <w:right w:type="dxa" w:w="120"/>
+            </w:tcMar>
+          </w:tcPr>
+          <w:p>
+            <w:pPr>
+              <w:spacing w:after="0" w:line="280"/>
+            </w:pPr>
+            <w:r>
+              <w:rPr>
+                <w:rFonts w:ascii="Microsoft JhengHei" w:cs="Microsoft JhengHei" w:eastAsia="Microsoft JhengHei" w:hAnsi="Microsoft JhengHei"/>
+                <w:color w:val="1F2937"/>
+                <w:sz w:val="22"/>
+                <w:szCs w:val="22"/>
+              </w:rPr>
+              <w:t xml:space="preserve">movements yesterday｜south warehouse movements yesterday</w:t>
             </w:r>
           </w:p>
         </w:tc>
@@ -2101,7 +2404,7 @@
       <w:tr>
         <w:tc>
           <w:tcPr>
-            <w:tcW w:type="dxa" w:w="2200"/>
+            <w:tcW w:type="dxa" w:w="1700"/>
             <w:tcMar>
               <w:top w:type="dxa" w:w="80"/>
               <w:left w:type="dxa" w:w="120"/>
@@ -2126,7 +2429,7 @@
         </w:tc>
         <w:tc>
           <w:tcPr>
-            <w:tcW w:type="dxa" w:w="7800"/>
+            <w:tcW w:type="dxa" w:w="4300"/>
             <w:tcMar>
               <w:top w:type="dxa" w:w="80"/>
               <w:left w:type="dxa" w:w="120"/>
@@ -2146,6 +2449,31 @@
                 <w:szCs w:val="22"/>
               </w:rPr>
               <w:t xml:space="preserve">哪些商品快缺貨了｜最缺的補到安全線要幾個</w:t>
+            </w:r>
+          </w:p>
+        </w:tc>
+        <w:tc>
+          <w:tcPr>
+            <w:tcW w:type="dxa" w:w="4000"/>
+            <w:tcMar>
+              <w:top w:type="dxa" w:w="80"/>
+              <w:left w:type="dxa" w:w="120"/>
+              <w:bottom w:type="dxa" w:w="80"/>
+              <w:right w:type="dxa" w:w="120"/>
+            </w:tcMar>
+          </w:tcPr>
+          <w:p>
+            <w:pPr>
+              <w:spacing w:after="0" w:line="280"/>
+            </w:pPr>
+            <w:r>
+              <w:rPr>
+                <w:rFonts w:ascii="Microsoft JhengHei" w:cs="Microsoft JhengHei" w:eastAsia="Microsoft JhengHei" w:hAnsi="Microsoft JhengHei"/>
+                <w:color w:val="1F2937"/>
+                <w:sz w:val="22"/>
+                <w:szCs w:val="22"/>
+              </w:rPr>
+              <w:t xml:space="preserve">whats running low｜which items are below safety stock</w:t>
             </w:r>
           </w:p>
         </w:tc>
@@ -2153,7 +2481,7 @@
       <w:tr>
         <w:tc>
           <w:tcPr>
-            <w:tcW w:type="dxa" w:w="2200"/>
+            <w:tcW w:type="dxa" w:w="1700"/>
             <w:shd w:fill="F3F4F6" w:val="clear"/>
             <w:tcMar>
               <w:top w:type="dxa" w:w="80"/>
@@ -2179,7 +2507,7 @@
         </w:tc>
         <w:tc>
           <w:tcPr>
-            <w:tcW w:type="dxa" w:w="7800"/>
+            <w:tcW w:type="dxa" w:w="4300"/>
             <w:shd w:fill="F3F4F6" w:val="clear"/>
             <w:tcMar>
               <w:top w:type="dxa" w:w="80"/>
@@ -2200,6 +2528,32 @@
                 <w:szCs w:val="22"/>
               </w:rPr>
               <w:t xml:space="preserve">北倉跟南倉哪個庫存多｜中倉跟南倉週轉率比較</w:t>
+            </w:r>
+          </w:p>
+        </w:tc>
+        <w:tc>
+          <w:tcPr>
+            <w:tcW w:type="dxa" w:w="4000"/>
+            <w:shd w:fill="F3F4F6" w:val="clear"/>
+            <w:tcMar>
+              <w:top w:type="dxa" w:w="80"/>
+              <w:left w:type="dxa" w:w="120"/>
+              <w:bottom w:type="dxa" w:w="80"/>
+              <w:right w:type="dxa" w:w="120"/>
+            </w:tcMar>
+          </w:tcPr>
+          <w:p>
+            <w:pPr>
+              <w:spacing w:after="0" w:line="280"/>
+            </w:pPr>
+            <w:r>
+              <w:rPr>
+                <w:rFonts w:ascii="Microsoft JhengHei" w:cs="Microsoft JhengHei" w:eastAsia="Microsoft JhengHei" w:hAnsi="Microsoft JhengHei"/>
+                <w:color w:val="1F2937"/>
+                <w:sz w:val="22"/>
+                <w:szCs w:val="22"/>
+              </w:rPr>
+              <w:t xml:space="preserve">compare north and south｜compare central and south by turnover</w:t>
             </w:r>
           </w:p>
         </w:tc>
@@ -2207,7 +2561,7 @@
       <w:tr>
         <w:tc>
           <w:tcPr>
-            <w:tcW w:type="dxa" w:w="2200"/>
+            <w:tcW w:type="dxa" w:w="1700"/>
             <w:tcMar>
               <w:top w:type="dxa" w:w="80"/>
               <w:left w:type="dxa" w:w="120"/>
@@ -2232,26 +2586,51 @@
         </w:tc>
         <w:tc>
           <w:tcPr>
-            <w:tcW w:type="dxa" w:w="7800"/>
-            <w:tcMar>
-              <w:top w:type="dxa" w:w="80"/>
-              <w:left w:type="dxa" w:w="120"/>
-              <w:bottom w:type="dxa" w:w="80"/>
-              <w:right w:type="dxa" w:w="120"/>
-            </w:tcMar>
-          </w:tcPr>
-          <w:p>
-            <w:pPr>
-              <w:spacing w:after="0" w:line="280"/>
-            </w:pPr>
-            <w:r>
-              <w:rPr>
-                <w:rFonts w:ascii="Microsoft JhengHei" w:cs="Microsoft JhengHei" w:eastAsia="Microsoft JhengHei" w:hAnsi="Microsoft JhengHei"/>
-                <w:color w:val="1F2937"/>
-                <w:sz w:val="22"/>
-                <w:szCs w:val="22"/>
-              </w:rPr>
-              <w:t xml:space="preserve">本週熱銷前十｜這個月哪個賣最好｜滯銷品有哪些</w:t>
+            <w:tcW w:type="dxa" w:w="4300"/>
+            <w:tcMar>
+              <w:top w:type="dxa" w:w="80"/>
+              <w:left w:type="dxa" w:w="120"/>
+              <w:bottom w:type="dxa" w:w="80"/>
+              <w:right w:type="dxa" w:w="120"/>
+            </w:tcMar>
+          </w:tcPr>
+          <w:p>
+            <w:pPr>
+              <w:spacing w:after="0" w:line="280"/>
+            </w:pPr>
+            <w:r>
+              <w:rPr>
+                <w:rFonts w:ascii="Microsoft JhengHei" w:cs="Microsoft JhengHei" w:eastAsia="Microsoft JhengHei" w:hAnsi="Microsoft JhengHei"/>
+                <w:color w:val="1F2937"/>
+                <w:sz w:val="22"/>
+                <w:szCs w:val="22"/>
+              </w:rPr>
+              <w:t xml:space="preserve">本週熱銷前十｜滯銷品有哪些</w:t>
+            </w:r>
+          </w:p>
+        </w:tc>
+        <w:tc>
+          <w:tcPr>
+            <w:tcW w:type="dxa" w:w="4000"/>
+            <w:tcMar>
+              <w:top w:type="dxa" w:w="80"/>
+              <w:left w:type="dxa" w:w="120"/>
+              <w:bottom w:type="dxa" w:w="80"/>
+              <w:right w:type="dxa" w:w="120"/>
+            </w:tcMar>
+          </w:tcPr>
+          <w:p>
+            <w:pPr>
+              <w:spacing w:after="0" w:line="280"/>
+            </w:pPr>
+            <w:r>
+              <w:rPr>
+                <w:rFonts w:ascii="Microsoft JhengHei" w:cs="Microsoft JhengHei" w:eastAsia="Microsoft JhengHei" w:hAnsi="Microsoft JhengHei"/>
+                <w:color w:val="1F2937"/>
+                <w:sz w:val="22"/>
+                <w:szCs w:val="22"/>
+              </w:rPr>
+              <w:t xml:space="preserve">best sellers this week｜slow movers this month</w:t>
             </w:r>
           </w:p>
         </w:tc>
@@ -2259,7 +2638,7 @@
       <w:tr>
         <w:tc>
           <w:tcPr>
-            <w:tcW w:type="dxa" w:w="2200"/>
+            <w:tcW w:type="dxa" w:w="1700"/>
             <w:shd w:fill="F3F4F6" w:val="clear"/>
             <w:tcMar>
               <w:top w:type="dxa" w:w="80"/>
@@ -2285,7 +2664,7 @@
         </w:tc>
         <w:tc>
           <w:tcPr>
-            <w:tcW w:type="dxa" w:w="7800"/>
+            <w:tcW w:type="dxa" w:w="4300"/>
             <w:shd w:fill="F3F4F6" w:val="clear"/>
             <w:tcMar>
               <w:top w:type="dxa" w:w="80"/>
@@ -2305,7 +2684,33 @@
                 <w:sz w:val="22"/>
                 <w:szCs w:val="22"/>
               </w:rPr>
-              <w:t xml:space="preserve">30 天內快到期的商品｜哪些東西快過期了</w:t>
+              <w:t xml:space="preserve">30 天內快到期的商品</w:t>
+            </w:r>
+          </w:p>
+        </w:tc>
+        <w:tc>
+          <w:tcPr>
+            <w:tcW w:type="dxa" w:w="4000"/>
+            <w:shd w:fill="F3F4F6" w:val="clear"/>
+            <w:tcMar>
+              <w:top w:type="dxa" w:w="80"/>
+              <w:left w:type="dxa" w:w="120"/>
+              <w:bottom w:type="dxa" w:w="80"/>
+              <w:right w:type="dxa" w:w="120"/>
+            </w:tcMar>
+          </w:tcPr>
+          <w:p>
+            <w:pPr>
+              <w:spacing w:after="0" w:line="280"/>
+            </w:pPr>
+            <w:r>
+              <w:rPr>
+                <w:rFonts w:ascii="Microsoft JhengHei" w:cs="Microsoft JhengHei" w:eastAsia="Microsoft JhengHei" w:hAnsi="Microsoft JhengHei"/>
+                <w:color w:val="1F2937"/>
+                <w:sz w:val="22"/>
+                <w:szCs w:val="22"/>
+              </w:rPr>
+              <w:t xml:space="preserve">whats expiring soon</w:t>
             </w:r>
           </w:p>
         </w:tc>
@@ -2313,7 +2718,7 @@
       <w:tr>
         <w:tc>
           <w:tcPr>
-            <w:tcW w:type="dxa" w:w="2200"/>
+            <w:tcW w:type="dxa" w:w="1700"/>
             <w:tcMar>
               <w:top w:type="dxa" w:w="80"/>
               <w:left w:type="dxa" w:w="120"/>
@@ -2338,26 +2743,51 @@
         </w:tc>
         <w:tc>
           <w:tcPr>
-            <w:tcW w:type="dxa" w:w="7800"/>
-            <w:tcMar>
-              <w:top w:type="dxa" w:w="80"/>
-              <w:left w:type="dxa" w:w="120"/>
-              <w:bottom w:type="dxa" w:w="80"/>
-              <w:right w:type="dxa" w:w="120"/>
-            </w:tcMar>
-          </w:tcPr>
-          <w:p>
-            <w:pPr>
-              <w:spacing w:after="0" w:line="280"/>
-            </w:pPr>
-            <w:r>
-              <w:rPr>
-                <w:rFonts w:ascii="Microsoft JhengHei" w:cs="Microsoft JhengHei" w:eastAsia="Microsoft JhengHei" w:hAnsi="Microsoft JhengHei"/>
-                <w:color w:val="1F2937"/>
-                <w:sz w:val="22"/>
-                <w:szCs w:val="22"/>
-              </w:rPr>
-              <w:t xml:space="preserve">買咖啡機的人還會買什麼｜藍牙耳機的連帶商品</w:t>
+            <w:tcW w:type="dxa" w:w="4300"/>
+            <w:tcMar>
+              <w:top w:type="dxa" w:w="80"/>
+              <w:left w:type="dxa" w:w="120"/>
+              <w:bottom w:type="dxa" w:w="80"/>
+              <w:right w:type="dxa" w:w="120"/>
+            </w:tcMar>
+          </w:tcPr>
+          <w:p>
+            <w:pPr>
+              <w:spacing w:after="0" w:line="280"/>
+            </w:pPr>
+            <w:r>
+              <w:rPr>
+                <w:rFonts w:ascii="Microsoft JhengHei" w:cs="Microsoft JhengHei" w:eastAsia="Microsoft JhengHei" w:hAnsi="Microsoft JhengHei"/>
+                <w:color w:val="1F2937"/>
+                <w:sz w:val="22"/>
+                <w:szCs w:val="22"/>
+              </w:rPr>
+              <w:t xml:space="preserve">買咖啡機的人還會買什麼</w:t>
+            </w:r>
+          </w:p>
+        </w:tc>
+        <w:tc>
+          <w:tcPr>
+            <w:tcW w:type="dxa" w:w="4000"/>
+            <w:tcMar>
+              <w:top w:type="dxa" w:w="80"/>
+              <w:left w:type="dxa" w:w="120"/>
+              <w:bottom w:type="dxa" w:w="80"/>
+              <w:right w:type="dxa" w:w="120"/>
+            </w:tcMar>
+          </w:tcPr>
+          <w:p>
+            <w:pPr>
+              <w:spacing w:after="0" w:line="280"/>
+            </w:pPr>
+            <w:r>
+              <w:rPr>
+                <w:rFonts w:ascii="Microsoft JhengHei" w:cs="Microsoft JhengHei" w:eastAsia="Microsoft JhengHei" w:hAnsi="Microsoft JhengHei"/>
+                <w:color w:val="1F2937"/>
+                <w:sz w:val="22"/>
+                <w:szCs w:val="22"/>
+              </w:rPr>
+              <w:t xml:space="preserve">what goes with a coffee machine</w:t>
             </w:r>
           </w:p>
         </w:tc>
@@ -2382,7 +2812,7 @@
           <w:sz w:val="28"/>
           <w:szCs w:val="28"/>
         </w:rPr>
-        <w:t xml:space="preserve">亂打也聽得懂（導覽亮點）</w:t>
+        <w:t xml:space="preserve">亂打也聽得懂（導覽亮點，兩版都適用）</w:t>
       </w:r>
     </w:p>
     <w:p>
@@ -2401,7 +2831,7 @@
           <w:sz w:val="24"/>
           <w:szCs w:val="24"/>
         </w:rPr>
-        <w:t xml:space="preserve">錯字／同音：「藍芽耳機」「汽泡水」「悶燒灌」→ 自動修正</w:t>
+        <w:t xml:space="preserve">中文錯字／同音：「藍芽耳機」「汽泡水」「悶燒灌」→ 自動修正</w:t>
       </w:r>
     </w:p>
     <w:p>
@@ -2458,7 +2888,7 @@
           <w:sz w:val="24"/>
           <w:szCs w:val="24"/>
         </w:rPr>
-        <w:t xml:space="preserve">中英夾雜：「藍牙 earphone 庫存」→ 照樣抓對</w:t>
+        <w:t xml:space="preserve">英文錯字／黏寫：「earphon」「traash bags」「powerbank」→ 照樣抓對</w:t>
       </w:r>
     </w:p>
     <w:p>
@@ -2477,7 +2907,344 @@
           <w:sz w:val="24"/>
           <w:szCs w:val="24"/>
         </w:rPr>
-        <w:t xml:space="preserve">真的聽不懂時，系統會列出候選商品反問，絕不亂猜</w:t>
+        <w:t xml:space="preserve">英文大小寫亂打／禮貌句：「blUetooth」「could you tell me the earphone stock」→ 全部正常</w:t>
+      </w:r>
+    </w:p>
+    <w:p>
+      <w:pPr>
+        <w:pStyle w:val="ListParagraph"/>
+        <w:numPr>
+          <w:ilvl w:val="0"/>
+          <w:numId w:val="2"/>
+        </w:numPr>
+        <w:spacing w:after="80" w:line="300"/>
+      </w:pPr>
+      <w:r>
+        <w:rPr>
+          <w:rFonts w:ascii="Microsoft JhengHei" w:cs="Microsoft JhengHei" w:eastAsia="Microsoft JhengHei" w:hAnsi="Microsoft JhengHei"/>
+          <w:color w:val="1F2937"/>
+          <w:sz w:val="24"/>
+          <w:szCs w:val="24"/>
+        </w:rPr>
+        <w:t xml:space="preserve">中英夾雜：「藍牙 earphone 庫存」→ 照樣抓對（中文版）</w:t>
+      </w:r>
+    </w:p>
+    <w:p>
+      <w:pPr>
+        <w:pStyle w:val="ListParagraph"/>
+        <w:numPr>
+          <w:ilvl w:val="0"/>
+          <w:numId w:val="2"/>
+        </w:numPr>
+        <w:spacing w:after="80" w:line="300"/>
+      </w:pPr>
+      <w:r>
+        <w:rPr>
+          <w:rFonts w:ascii="Microsoft JhengHei" w:cs="Microsoft JhengHei" w:eastAsia="Microsoft JhengHei" w:hAnsi="Microsoft JhengHei"/>
+          <w:color w:val="1F2937"/>
+          <w:sz w:val="24"/>
+          <w:szCs w:val="24"/>
+        </w:rPr>
+        <w:t xml:space="preserve">真的聽不懂時，系統會列出候選商品反問，絕不亂猜（兩版一致）</w:t>
+      </w:r>
+    </w:p>
+    <w:p>
+      <w:pPr>
+        <w:spacing w:after="120"/>
+      </w:pPr>
+    </w:p>
+    <w:p>
+      <w:pPr>
+        <w:pStyle w:val="Heading2"/>
+        <w:spacing w:after="120" w:before="240"/>
+      </w:pPr>
+      <w:r>
+        <w:rPr>
+          <w:rFonts w:ascii="Microsoft JhengHei" w:cs="Microsoft JhengHei" w:eastAsia="Microsoft JhengHei" w:hAnsi="Microsoft JhengHei"/>
+          <w:b/>
+          <w:bCs/>
+          <w:color w:val="1F2937"/>
+          <w:sz w:val="28"/>
+          <w:szCs w:val="28"/>
+        </w:rPr>
+        <w:t xml:space="preserve">多輪追問玩法（記得上一句在講什麼）</w:t>
+      </w:r>
+    </w:p>
+    <w:p>
+      <w:pPr>
+        <w:spacing w:after="120" w:line="300"/>
+      </w:pPr>
+      <w:r>
+        <w:rPr>
+          <w:rFonts w:ascii="Microsoft JhengHei" w:cs="Microsoft JhengHei" w:eastAsia="Microsoft JhengHei" w:hAnsi="Microsoft JhengHei"/>
+          <w:color w:val="1F2937"/>
+          <w:sz w:val="24"/>
+          <w:szCs w:val="24"/>
+        </w:rPr>
+        <w:t xml:space="preserve">系統會記住同一輪對話的脈絡，可以像跟同事講話一樣連環追問：</w:t>
+      </w:r>
+    </w:p>
+    <w:tbl>
+      <w:tblPr>
+        <w:tblW w:type="dxa" w:w="10000"/>
+        <w:tblBorders>
+          <w:top w:val="single" w:color="auto" w:sz="4"/>
+          <w:left w:val="single" w:color="auto" w:sz="4"/>
+          <w:bottom w:val="single" w:color="auto" w:sz="4"/>
+          <w:right w:val="single" w:color="auto" w:sz="4"/>
+          <w:insideH w:val="single" w:color="auto" w:sz="4"/>
+          <w:insideV w:val="single" w:color="auto" w:sz="4"/>
+        </w:tblBorders>
+      </w:tblPr>
+      <w:tblGrid>
+        <w:gridCol w:w="5000"/>
+        <w:gridCol w:w="5000"/>
+      </w:tblGrid>
+      <w:tr>
+        <w:trPr>
+          <w:tblHeader/>
+        </w:trPr>
+        <w:tc>
+          <w:tcPr>
+            <w:tcW w:type="dxa" w:w="5000"/>
+            <w:shd w:fill="1F2937" w:val="clear"/>
+            <w:tcMar>
+              <w:top w:type="dxa" w:w="80"/>
+              <w:left w:type="dxa" w:w="120"/>
+              <w:bottom w:type="dxa" w:w="80"/>
+              <w:right w:type="dxa" w:w="120"/>
+            </w:tcMar>
+          </w:tcPr>
+          <w:p>
+            <w:pPr>
+              <w:spacing w:after="0" w:line="280"/>
+            </w:pPr>
+            <w:r>
+              <w:rPr>
+                <w:rFonts w:ascii="Microsoft JhengHei" w:cs="Microsoft JhengHei" w:eastAsia="Microsoft JhengHei" w:hAnsi="Microsoft JhengHei"/>
+                <w:b/>
+                <w:bCs/>
+                <w:color w:val="FFFFFF"/>
+                <w:sz w:val="23"/>
+                <w:szCs w:val="23"/>
+              </w:rPr>
+              <w:t xml:space="preserve">中文版連環問</w:t>
+            </w:r>
+          </w:p>
+        </w:tc>
+        <w:tc>
+          <w:tcPr>
+            <w:tcW w:type="dxa" w:w="5000"/>
+            <w:shd w:fill="1F2937" w:val="clear"/>
+            <w:tcMar>
+              <w:top w:type="dxa" w:w="80"/>
+              <w:left w:type="dxa" w:w="120"/>
+              <w:bottom w:type="dxa" w:w="80"/>
+              <w:right w:type="dxa" w:w="120"/>
+            </w:tcMar>
+          </w:tcPr>
+          <w:p>
+            <w:pPr>
+              <w:spacing w:after="0" w:line="280"/>
+            </w:pPr>
+            <w:r>
+              <w:rPr>
+                <w:rFonts w:ascii="Microsoft JhengHei" w:cs="Microsoft JhengHei" w:eastAsia="Microsoft JhengHei" w:hAnsi="Microsoft JhengHei"/>
+                <w:b/>
+                <w:bCs/>
+                <w:color w:val="FFFFFF"/>
+                <w:sz w:val="23"/>
+                <w:szCs w:val="23"/>
+              </w:rPr>
+              <w:t xml:space="preserve">英文版連環問</w:t>
+            </w:r>
+          </w:p>
+        </w:tc>
+      </w:tr>
+      <w:tr>
+        <w:tc>
+          <w:tcPr>
+            <w:tcW w:type="dxa" w:w="5000"/>
+            <w:tcMar>
+              <w:top w:type="dxa" w:w="80"/>
+              <w:left w:type="dxa" w:w="120"/>
+              <w:bottom w:type="dxa" w:w="80"/>
+              <w:right w:type="dxa" w:w="120"/>
+            </w:tcMar>
+          </w:tcPr>
+          <w:p>
+            <w:pPr>
+              <w:spacing w:after="0" w:line="280"/>
+            </w:pPr>
+            <w:r>
+              <w:rPr>
+                <w:rFonts w:ascii="Microsoft JhengHei" w:cs="Microsoft JhengHei" w:eastAsia="Microsoft JhengHei" w:hAnsi="Microsoft JhengHei"/>
+                <w:color w:val="1F2937"/>
+                <w:sz w:val="22"/>
+                <w:szCs w:val="22"/>
+              </w:rPr>
+              <w:t xml:space="preserve">藍牙耳機庫存 → 那南倉呢 → 它的進出紀錄呢 → 快到期嗎</w:t>
+            </w:r>
+          </w:p>
+        </w:tc>
+        <w:tc>
+          <w:tcPr>
+            <w:tcW w:type="dxa" w:w="5000"/>
+            <w:tcMar>
+              <w:top w:type="dxa" w:w="80"/>
+              <w:left w:type="dxa" w:w="120"/>
+              <w:bottom w:type="dxa" w:w="80"/>
+              <w:right w:type="dxa" w:w="120"/>
+            </w:tcMar>
+          </w:tcPr>
+          <w:p>
+            <w:pPr>
+              <w:spacing w:after="0" w:line="280"/>
+            </w:pPr>
+            <w:r>
+              <w:rPr>
+                <w:rFonts w:ascii="Microsoft JhengHei" w:cs="Microsoft JhengHei" w:eastAsia="Microsoft JhengHei" w:hAnsi="Microsoft JhengHei"/>
+                <w:color w:val="1F2937"/>
+                <w:sz w:val="22"/>
+                <w:szCs w:val="22"/>
+              </w:rPr>
+              <w:t xml:space="preserve">wireless mouse stock → what about north → is it below safety stock</w:t>
+            </w:r>
+          </w:p>
+        </w:tc>
+      </w:tr>
+      <w:tr>
+        <w:tc>
+          <w:tcPr>
+            <w:tcW w:type="dxa" w:w="5000"/>
+            <w:shd w:fill="F3F4F6" w:val="clear"/>
+            <w:tcMar>
+              <w:top w:type="dxa" w:w="80"/>
+              <w:left w:type="dxa" w:w="120"/>
+              <w:bottom w:type="dxa" w:w="80"/>
+              <w:right w:type="dxa" w:w="120"/>
+            </w:tcMar>
+          </w:tcPr>
+          <w:p>
+            <w:pPr>
+              <w:spacing w:after="0" w:line="280"/>
+            </w:pPr>
+            <w:r>
+              <w:rPr>
+                <w:rFonts w:ascii="Microsoft JhengHei" w:cs="Microsoft JhengHei" w:eastAsia="Microsoft JhengHei" w:hAnsi="Microsoft JhengHei"/>
+                <w:color w:val="1F2937"/>
+                <w:sz w:val="22"/>
+                <w:szCs w:val="22"/>
+              </w:rPr>
+              <w:t xml:space="preserve">本週熱銷前十 → 第一名的庫存 → 買它的人還會買什麼</w:t>
+            </w:r>
+          </w:p>
+        </w:tc>
+        <w:tc>
+          <w:tcPr>
+            <w:tcW w:type="dxa" w:w="5000"/>
+            <w:shd w:fill="F3F4F6" w:val="clear"/>
+            <w:tcMar>
+              <w:top w:type="dxa" w:w="80"/>
+              <w:left w:type="dxa" w:w="120"/>
+              <w:bottom w:type="dxa" w:w="80"/>
+              <w:right w:type="dxa" w:w="120"/>
+            </w:tcMar>
+          </w:tcPr>
+          <w:p>
+            <w:pPr>
+              <w:spacing w:after="0" w:line="280"/>
+            </w:pPr>
+            <w:r>
+              <w:rPr>
+                <w:rFonts w:ascii="Microsoft JhengHei" w:cs="Microsoft JhengHei" w:eastAsia="Microsoft JhengHei" w:hAnsi="Microsoft JhengHei"/>
+                <w:color w:val="1F2937"/>
+                <w:sz w:val="22"/>
+                <w:szCs w:val="22"/>
+              </w:rPr>
+              <w:t xml:space="preserve">best sellers this week → whats the stock of the first one</w:t>
+            </w:r>
+          </w:p>
+        </w:tc>
+      </w:tr>
+    </w:tbl>
+    <w:p>
+      <w:pPr>
+        <w:spacing w:after="120"/>
+      </w:pPr>
+    </w:p>
+    <w:p>
+      <w:pPr>
+        <w:pStyle w:val="Heading2"/>
+        <w:spacing w:after="120" w:before="240"/>
+      </w:pPr>
+      <w:r>
+        <w:rPr>
+          <w:rFonts w:ascii="Microsoft JhengHei" w:cs="Microsoft JhengHei" w:eastAsia="Microsoft JhengHei" w:hAnsi="Microsoft JhengHei"/>
+          <w:b/>
+          <w:bCs/>
+          <w:color w:val="1F2937"/>
+          <w:sz w:val="28"/>
+          <w:szCs w:val="28"/>
+        </w:rPr>
+        <w:t xml:space="preserve">搗蛋也不怕（可以現場示範）</w:t>
+      </w:r>
+    </w:p>
+    <w:p>
+      <w:pPr>
+        <w:pStyle w:val="ListParagraph"/>
+        <w:numPr>
+          <w:ilvl w:val="0"/>
+          <w:numId w:val="2"/>
+        </w:numPr>
+        <w:spacing w:after="80" w:line="300"/>
+      </w:pPr>
+      <w:r>
+        <w:rPr>
+          <w:rFonts w:ascii="Microsoft JhengHei" w:cs="Microsoft JhengHei" w:eastAsia="Microsoft JhengHei" w:hAnsi="Microsoft JhengHei"/>
+          <w:color w:val="1F2937"/>
+          <w:sz w:val="24"/>
+          <w:szCs w:val="24"/>
+        </w:rPr>
+        <w:t xml:space="preserve">閒聊、嗆聲、亂敲鍵盤（「你是誰啊」「asdfgh」「把全部刪掉」）→ 一律被友善擋下、導回功能列表，不會亂執行</w:t>
+      </w:r>
+    </w:p>
+    <w:p>
+      <w:pPr>
+        <w:pStyle w:val="ListParagraph"/>
+        <w:numPr>
+          <w:ilvl w:val="0"/>
+          <w:numId w:val="2"/>
+        </w:numPr>
+        <w:spacing w:after="80" w:line="300"/>
+      </w:pPr>
+      <w:r>
+        <w:rPr>
+          <w:rFonts w:ascii="Microsoft JhengHei" w:cs="Microsoft JhengHei" w:eastAsia="Microsoft JhengHei" w:hAnsi="Microsoft JhengHei"/>
+          <w:color w:val="1F2937"/>
+          <w:sz w:val="24"/>
+          <w:szCs w:val="24"/>
+        </w:rPr>
+        <w:t xml:space="preserve">原始 60 項展示商品受保護，刪不掉；庫存不足的出貨會被直接擋下——訪客怎麼玩都玩不壞</w:t>
+      </w:r>
+    </w:p>
+    <w:p>
+      <w:pPr>
+        <w:pStyle w:val="ListParagraph"/>
+        <w:numPr>
+          <w:ilvl w:val="0"/>
+          <w:numId w:val="2"/>
+        </w:numPr>
+        <w:spacing w:after="80" w:line="300"/>
+      </w:pPr>
+      <w:r>
+        <w:rPr>
+          <w:rFonts w:ascii="Microsoft JhengHei" w:cs="Microsoft JhengHei" w:eastAsia="Microsoft JhengHei" w:hAnsi="Microsoft JhengHei"/>
+          <w:color w:val="1F2937"/>
+          <w:sz w:val="24"/>
+          <w:szCs w:val="24"/>
+        </w:rPr>
+        <w:t xml:space="preserve">多裝置同時玩：大螢幕＋多支手機同時查詢互不干擾，各自的對話脈絡獨立</w:t>
       </w:r>
     </w:p>
     <w:p>
@@ -2655,6 +3422,85 @@
           <w:szCs w:val="24"/>
         </w:rPr>
         <w:t xml:space="preserve">聽錯但音相近時（例如把「滑鼠」聽成「華數」），拼音容錯層多半救得回來，可以當亮點示範</w:t>
+      </w:r>
+    </w:p>
+    <w:p>
+      <w:pPr>
+        <w:spacing w:after="120"/>
+      </w:pPr>
+    </w:p>
+    <w:p>
+      <w:pPr>
+        <w:pStyle w:val="Heading2"/>
+        <w:spacing w:after="120" w:before="240"/>
+      </w:pPr>
+      <w:r>
+        <w:rPr>
+          <w:rFonts w:ascii="Microsoft JhengHei" w:cs="Microsoft JhengHei" w:eastAsia="Microsoft JhengHei" w:hAnsi="Microsoft JhengHei"/>
+          <w:b/>
+          <w:bCs/>
+          <w:color w:val="1F2937"/>
+          <w:sz w:val="28"/>
+          <w:szCs w:val="28"/>
+        </w:rPr>
+        <w:t xml:space="preserve">英文版語音（外賓）</w:t>
+      </w:r>
+    </w:p>
+    <w:p>
+      <w:pPr>
+        <w:pStyle w:val="ListParagraph"/>
+        <w:numPr>
+          <w:ilvl w:val="0"/>
+          <w:numId w:val="2"/>
+        </w:numPr>
+        <w:spacing w:after="80" w:line="300"/>
+      </w:pPr>
+      <w:r>
+        <w:rPr>
+          <w:rFonts w:ascii="Microsoft JhengHei" w:cs="Microsoft JhengHei" w:eastAsia="Microsoft JhengHei" w:hAnsi="Microsoft JhengHei"/>
+          <w:color w:val="1F2937"/>
+          <w:sz w:val="24"/>
+          <w:szCs w:val="24"/>
+        </w:rPr>
+        <w:t xml:space="preserve">切到英文分頁後同樣按 🎤，用英文講即可（例：whats running low／bluetooth earphones stock）</w:t>
+      </w:r>
+    </w:p>
+    <w:p>
+      <w:pPr>
+        <w:pStyle w:val="ListParagraph"/>
+        <w:numPr>
+          <w:ilvl w:val="0"/>
+          <w:numId w:val="2"/>
+        </w:numPr>
+        <w:spacing w:after="80" w:line="300"/>
+      </w:pPr>
+      <w:r>
+        <w:rPr>
+          <w:rFonts w:ascii="Microsoft JhengHei" w:cs="Microsoft JhengHei" w:eastAsia="Microsoft JhengHei" w:hAnsi="Microsoft JhengHei"/>
+          <w:color w:val="1F2937"/>
+          <w:sz w:val="24"/>
+          <w:szCs w:val="24"/>
+        </w:rPr>
+        <w:t xml:space="preserve">中英文用同一顆語音模型，只差語言設定——非母語口音實測通過率 87%（100 句台灣腔）</w:t>
+      </w:r>
+    </w:p>
+    <w:p>
+      <w:pPr>
+        <w:pStyle w:val="ListParagraph"/>
+        <w:numPr>
+          <w:ilvl w:val="0"/>
+          <w:numId w:val="2"/>
+        </w:numPr>
+        <w:spacing w:after="80" w:line="300"/>
+      </w:pPr>
+      <w:r>
+        <w:rPr>
+          <w:rFonts w:ascii="Microsoft JhengHei" w:cs="Microsoft JhengHei" w:eastAsia="Microsoft JhengHei" w:hAnsi="Microsoft JhengHei"/>
+          <w:color w:val="1F2937"/>
+          <w:sz w:val="24"/>
+          <w:szCs w:val="24"/>
+        </w:rPr>
+        <w:t xml:space="preserve">同樣會顯示辨識文字；聽錯就重講，動詞字尾、大小寫等常見錯法有容錯層在救</w:t>
       </w:r>
     </w:p>
     <w:p>
@@ -2802,7 +3648,7 @@
                 <w:sz w:val="23"/>
                 <w:szCs w:val="23"/>
               </w:rPr>
-              <w:t xml:space="preserve">例句</w:t>
+              <w:t xml:space="preserve">中文版例句</w:t>
             </w:r>
           </w:p>
         </w:tc>
@@ -2830,7 +3676,7 @@
                 <w:sz w:val="23"/>
                 <w:szCs w:val="23"/>
               </w:rPr>
-              <w:t xml:space="preserve">確認卡會顯示</w:t>
+              <w:t xml:space="preserve">英文版例句</w:t>
             </w:r>
           </w:p>
         </w:tc>
@@ -2907,7 +3753,7 @@
                 <w:sz w:val="22"/>
                 <w:szCs w:val="22"/>
               </w:rPr>
-              <w:t xml:space="preserve">商品、倉別、數量、寫入前後庫存</w:t>
+              <w:t xml:space="preserve">north received 50 wireless mouse</w:t>
             </w:r>
           </w:p>
         </w:tc>
@@ -2987,7 +3833,7 @@
                 <w:sz w:val="22"/>
                 <w:szCs w:val="22"/>
               </w:rPr>
-              <w:t xml:space="preserve">同上；庫存不足會直接擋下</w:t>
+              <w:t xml:space="preserve">south shipped out 20 bluetooth earphones</w:t>
             </w:r>
           </w:p>
         </w:tc>
@@ -3064,7 +3910,7 @@
                 <w:sz w:val="22"/>
                 <w:szCs w:val="22"/>
               </w:rPr>
-              <w:t xml:space="preserve">兩倉的變化預覽</w:t>
+              <w:t xml:space="preserve">transfer 30 power banks from north to south</w:t>
             </w:r>
           </w:p>
         </w:tc>
@@ -3144,7 +3990,7 @@
                 <w:sz w:val="22"/>
                 <w:szCs w:val="22"/>
               </w:rPr>
-              <w:t xml:space="preserve">標示為退貨的入庫</w:t>
+              <w:t xml:space="preserve">customer returned 3 bluetooth earphones at north</w:t>
             </w:r>
           </w:p>
         </w:tc>
@@ -3221,7 +4067,7 @@
                 <w:sz w:val="22"/>
                 <w:szCs w:val="22"/>
               </w:rPr>
-              <w:t xml:space="preserve">設定項與新值</w:t>
+              <w:t xml:space="preserve">set wireless mouse safety stock to 100</w:t>
             </w:r>
           </w:p>
         </w:tc>
@@ -3249,7 +4095,7 @@
                 <w:sz w:val="22"/>
                 <w:szCs w:val="22"/>
               </w:rPr>
-              <w:t xml:space="preserve">新增商品</w:t>
+              <w:t xml:space="preserve">新增／刪除商品</w:t>
             </w:r>
           </w:p>
         </w:tc>
@@ -3275,7 +4121,7 @@
                 <w:sz w:val="22"/>
                 <w:szCs w:val="22"/>
               </w:rPr>
-              <w:t xml:space="preserve">新增商品</w:t>
+              <w:t xml:space="preserve">新增商品／刪除商品</w:t>
             </w:r>
           </w:p>
         </w:tc>
@@ -3301,7 +4147,7 @@
                 <w:sz w:val="22"/>
                 <w:szCs w:val="22"/>
               </w:rPr>
-              <w:t xml:space="preserve">逐步引導輸入名稱／類別／價格／庫存</w:t>
+              <w:t xml:space="preserve">add item / delete item</w:t>
             </w:r>
           </w:p>
         </w:tc>
@@ -3328,7 +4174,7 @@
                 <w:sz w:val="22"/>
                 <w:szCs w:val="22"/>
               </w:rPr>
-              <w:t xml:space="preserve">刪除商品</w:t>
+              <w:t xml:space="preserve">設警示</w:t>
             </w:r>
           </w:p>
         </w:tc>
@@ -3353,7 +4199,7 @@
                 <w:sz w:val="22"/>
                 <w:szCs w:val="22"/>
               </w:rPr>
-              <w:t xml:space="preserve">刪除商品</w:t>
+              <w:t xml:space="preserve">藍牙耳機低於安全庫存就通知我</w:t>
             </w:r>
           </w:p>
         </w:tc>
@@ -3378,7 +4224,7 @@
                 <w:sz w:val="22"/>
                 <w:szCs w:val="22"/>
               </w:rPr>
-              <w:t xml:space="preserve">引導選擇；原始 60 項展示商品受保護不可刪</w:t>
+              <w:t xml:space="preserve">alert me when earphones drop below 30</w:t>
             </w:r>
           </w:p>
         </w:tc>
@@ -3406,7 +4252,7 @@
                 <w:sz w:val="22"/>
                 <w:szCs w:val="22"/>
               </w:rPr>
-              <w:t xml:space="preserve">設警示</w:t>
+              <w:t xml:space="preserve">設排程</w:t>
             </w:r>
           </w:p>
         </w:tc>
@@ -3432,7 +4278,7 @@
                 <w:sz w:val="22"/>
                 <w:szCs w:val="22"/>
               </w:rPr>
-              <w:t xml:space="preserve">藍牙耳機低於安全庫存就通知我</w:t>
+              <w:t xml:space="preserve">每天早上 8 點跑盤點</w:t>
             </w:r>
           </w:p>
         </w:tc>
@@ -3458,89 +4304,93 @@
                 <w:sz w:val="22"/>
                 <w:szCs w:val="22"/>
               </w:rPr>
-              <w:t xml:space="preserve">警示規則；設完立即檢查一次並回報</w:t>
-            </w:r>
-          </w:p>
-        </w:tc>
-      </w:tr>
-      <w:tr>
-        <w:tc>
-          <w:tcPr>
-            <w:tcW w:type="dxa" w:w="1800"/>
-            <w:tcMar>
-              <w:top w:type="dxa" w:w="80"/>
-              <w:left w:type="dxa" w:w="120"/>
-              <w:bottom w:type="dxa" w:w="80"/>
-              <w:right w:type="dxa" w:w="120"/>
-            </w:tcMar>
-          </w:tcPr>
-          <w:p>
-            <w:pPr>
-              <w:spacing w:after="0" w:line="280"/>
-            </w:pPr>
-            <w:r>
-              <w:rPr>
-                <w:rFonts w:ascii="Microsoft JhengHei" w:cs="Microsoft JhengHei" w:eastAsia="Microsoft JhengHei" w:hAnsi="Microsoft JhengHei"/>
-                <w:color w:val="1F2937"/>
-                <w:sz w:val="22"/>
-                <w:szCs w:val="22"/>
-              </w:rPr>
-              <w:t xml:space="preserve">設排程</w:t>
-            </w:r>
-          </w:p>
-        </w:tc>
-        <w:tc>
-          <w:tcPr>
-            <w:tcW w:type="dxa" w:w="4200"/>
-            <w:tcMar>
-              <w:top w:type="dxa" w:w="80"/>
-              <w:left w:type="dxa" w:w="120"/>
-              <w:bottom w:type="dxa" w:w="80"/>
-              <w:right w:type="dxa" w:w="120"/>
-            </w:tcMar>
-          </w:tcPr>
-          <w:p>
-            <w:pPr>
-              <w:spacing w:after="0" w:line="280"/>
-            </w:pPr>
-            <w:r>
-              <w:rPr>
-                <w:rFonts w:ascii="Microsoft JhengHei" w:cs="Microsoft JhengHei" w:eastAsia="Microsoft JhengHei" w:hAnsi="Microsoft JhengHei"/>
-                <w:color w:val="1F2937"/>
-                <w:sz w:val="22"/>
-                <w:szCs w:val="22"/>
-              </w:rPr>
-              <w:t xml:space="preserve">每天早上 8 點跑盤點</w:t>
-            </w:r>
-          </w:p>
-        </w:tc>
-        <w:tc>
-          <w:tcPr>
-            <w:tcW w:type="dxa" w:w="4000"/>
-            <w:tcMar>
-              <w:top w:type="dxa" w:w="80"/>
-              <w:left w:type="dxa" w:w="120"/>
-              <w:bottom w:type="dxa" w:w="80"/>
-              <w:right w:type="dxa" w:w="120"/>
-            </w:tcMar>
-          </w:tcPr>
-          <w:p>
-            <w:pPr>
-              <w:spacing w:after="0" w:line="280"/>
-            </w:pPr>
-            <w:r>
-              <w:rPr>
-                <w:rFonts w:ascii="Microsoft JhengHei" w:cs="Microsoft JhengHei" w:eastAsia="Microsoft JhengHei" w:hAnsi="Microsoft JhengHei"/>
-                <w:color w:val="1F2937"/>
-                <w:sz w:val="22"/>
-                <w:szCs w:val="22"/>
-              </w:rPr>
-              <w:t xml:space="preserve">排程內容；到點自動執行</w:t>
+              <w:t xml:space="preserve">run a stock count every day at 9am</w:t>
             </w:r>
           </w:p>
         </w:tc>
       </w:tr>
     </w:tbl>
+    <w:p>
+      <w:pPr>
+        <w:spacing w:after="120"/>
+      </w:pPr>
+    </w:p>
+    <w:p>
+      <w:pPr>
+        <w:pStyle w:val="ListParagraph"/>
+        <w:numPr>
+          <w:ilvl w:val="0"/>
+          <w:numId w:val="2"/>
+        </w:numPr>
+        <w:spacing w:after="80" w:line="300"/>
+      </w:pPr>
+      <w:r>
+        <w:rPr>
+          <w:rFonts w:ascii="Microsoft JhengHei" w:cs="Microsoft JhengHei" w:eastAsia="Microsoft JhengHei" w:hAnsi="Microsoft JhengHei"/>
+          <w:color w:val="1F2937"/>
+          <w:sz w:val="24"/>
+          <w:szCs w:val="24"/>
+        </w:rPr>
+        <w:t xml:space="preserve">確認卡會顯示：商品、倉別、數量與寫入前後庫存——核對後點「確認」才生效，「取消」即放棄</w:t>
+      </w:r>
+    </w:p>
+    <w:p>
+      <w:pPr>
+        <w:pStyle w:val="ListParagraph"/>
+        <w:numPr>
+          <w:ilvl w:val="0"/>
+          <w:numId w:val="2"/>
+        </w:numPr>
+        <w:spacing w:after="80" w:line="300"/>
+      </w:pPr>
+      <w:r>
+        <w:rPr>
+          <w:rFonts w:ascii="Microsoft JhengHei" w:cs="Microsoft JhengHei" w:eastAsia="Microsoft JhengHei" w:hAnsi="Microsoft JhengHei"/>
+          <w:color w:val="1F2937"/>
+          <w:sz w:val="24"/>
+          <w:szCs w:val="24"/>
+        </w:rPr>
+        <w:t xml:space="preserve">庫存不足的出貨直接擋下（不給確認卡）；沒講清楚倉別時會跳選單問你，點選項或打 1／2／3</w:t>
+      </w:r>
+    </w:p>
+    <w:p>
+      <w:pPr>
+        <w:pStyle w:val="ListParagraph"/>
+        <w:numPr>
+          <w:ilvl w:val="0"/>
+          <w:numId w:val="2"/>
+        </w:numPr>
+        <w:spacing w:after="80" w:line="300"/>
+      </w:pPr>
+      <w:r>
+        <w:rPr>
+          <w:rFonts w:ascii="Microsoft JhengHei" w:cs="Microsoft JhengHei" w:eastAsia="Microsoft JhengHei" w:hAnsi="Microsoft JhengHei"/>
+          <w:color w:val="1F2937"/>
+          <w:sz w:val="24"/>
+          <w:szCs w:val="24"/>
+        </w:rPr>
+        <w:t xml:space="preserve">新增商品可一句到底，也可讓系統逐步引導（名稱→類別→價格→庫存）；原始 60 項展示商品受保護不可刪</w:t>
+      </w:r>
+    </w:p>
+    <w:p>
+      <w:pPr>
+        <w:pStyle w:val="ListParagraph"/>
+        <w:numPr>
+          <w:ilvl w:val="0"/>
+          <w:numId w:val="2"/>
+        </w:numPr>
+        <w:spacing w:after="80" w:line="300"/>
+      </w:pPr>
+      <w:r>
+        <w:rPr>
+          <w:rFonts w:ascii="Microsoft JhengHei" w:cs="Microsoft JhengHei" w:eastAsia="Microsoft JhengHei" w:hAnsi="Microsoft JhengHei"/>
+          <w:color w:val="1F2937"/>
+          <w:sz w:val="24"/>
+          <w:szCs w:val="24"/>
+        </w:rPr>
+        <w:t xml:space="preserve">警示設完會立即檢查一次並回報（達標跳警示、未達標回「已檢查」）；排程到點自動執行</w:t>
+      </w:r>
+    </w:p>
     <w:p>
       <w:pPr>
         <w:spacing w:after="120"/>
@@ -3596,8 +4446,8 @@
       </w:tblPr>
       <w:tblGrid>
         <w:gridCol w:w="2400"/>
-        <w:gridCol w:w="3200"/>
-        <w:gridCol w:w="4400"/>
+        <w:gridCol w:w="3600"/>
+        <w:gridCol w:w="4000"/>
       </w:tblGrid>
       <w:tr>
         <w:trPr>
@@ -3633,7 +4483,7 @@
         </w:tc>
         <w:tc>
           <w:tcPr>
-            <w:tcW w:type="dxa" w:w="3200"/>
+            <w:tcW w:type="dxa" w:w="3600"/>
             <w:shd w:fill="1F2937" w:val="clear"/>
             <w:tcMar>
               <w:top w:type="dxa" w:w="80"/>
@@ -3655,13 +4505,13 @@
                 <w:sz w:val="23"/>
                 <w:szCs w:val="23"/>
               </w:rPr>
-              <w:t xml:space="preserve">怎麼講</w:t>
-            </w:r>
-          </w:p>
-        </w:tc>
-        <w:tc>
-          <w:tcPr>
-            <w:tcW w:type="dxa" w:w="4400"/>
+              <w:t xml:space="preserve">中文版講法</w:t>
+            </w:r>
+          </w:p>
+        </w:tc>
+        <w:tc>
+          <w:tcPr>
+            <w:tcW w:type="dxa" w:w="4000"/>
             <w:shd w:fill="1F2937" w:val="clear"/>
             <w:tcMar>
               <w:top w:type="dxa" w:w="80"/>
@@ -3683,7 +4533,7 @@
                 <w:sz w:val="23"/>
                 <w:szCs w:val="23"/>
               </w:rPr>
-              <w:t xml:space="preserve">產出</w:t>
+              <w:t xml:space="preserve">英文版講法</w:t>
             </w:r>
           </w:p>
         </w:tc>
@@ -3716,7 +4566,7 @@
         </w:tc>
         <w:tc>
           <w:tcPr>
-            <w:tcW w:type="dxa" w:w="3200"/>
+            <w:tcW w:type="dxa" w:w="3600"/>
             <w:tcMar>
               <w:top w:type="dxa" w:w="80"/>
               <w:left w:type="dxa" w:w="120"/>
@@ -3741,26 +4591,26 @@
         </w:tc>
         <w:tc>
           <w:tcPr>
-            <w:tcW w:type="dxa" w:w="4400"/>
-            <w:tcMar>
-              <w:top w:type="dxa" w:w="80"/>
-              <w:left w:type="dxa" w:w="120"/>
-              <w:bottom w:type="dxa" w:w="80"/>
-              <w:right w:type="dxa" w:w="120"/>
-            </w:tcMar>
-          </w:tcPr>
-          <w:p>
-            <w:pPr>
-              <w:spacing w:after="0" w:line="280"/>
-            </w:pPr>
-            <w:r>
-              <w:rPr>
-                <w:rFonts w:ascii="Microsoft JhengHei" w:cs="Microsoft JhengHei" w:eastAsia="Microsoft JhengHei" w:hAnsi="Microsoft JhengHei"/>
-                <w:color w:val="1F2937"/>
-                <w:sz w:val="22"/>
-                <w:szCs w:val="22"/>
-              </w:rPr>
-              <w:t xml:space="preserve">網頁報告分頁：KPI、需注意清單、出貨 TOP10、到期、完整庫存 60 項（含撐幾天、市值）</w:t>
+            <w:tcW w:type="dxa" w:w="4000"/>
+            <w:tcMar>
+              <w:top w:type="dxa" w:w="80"/>
+              <w:left w:type="dxa" w:w="120"/>
+              <w:bottom w:type="dxa" w:w="80"/>
+              <w:right w:type="dxa" w:w="120"/>
+            </w:tcMar>
+          </w:tcPr>
+          <w:p>
+            <w:pPr>
+              <w:spacing w:after="0" w:line="280"/>
+            </w:pPr>
+            <w:r>
+              <w:rPr>
+                <w:rFonts w:ascii="Microsoft JhengHei" w:cs="Microsoft JhengHei" w:eastAsia="Microsoft JhengHei" w:hAnsi="Microsoft JhengHei"/>
+                <w:color w:val="1F2937"/>
+                <w:sz w:val="22"/>
+                <w:szCs w:val="22"/>
+              </w:rPr>
+              <w:t xml:space="preserve">give me a full warehouse report</w:t>
             </w:r>
           </w:p>
         </w:tc>
@@ -3794,7 +4644,7 @@
         </w:tc>
         <w:tc>
           <w:tcPr>
-            <w:tcW w:type="dxa" w:w="3200"/>
+            <w:tcW w:type="dxa" w:w="3600"/>
             <w:shd w:fill="F3F4F6" w:val="clear"/>
             <w:tcMar>
               <w:top w:type="dxa" w:w="80"/>
@@ -3820,7 +4670,7 @@
         </w:tc>
         <w:tc>
           <w:tcPr>
-            <w:tcW w:type="dxa" w:w="4400"/>
+            <w:tcW w:type="dxa" w:w="4000"/>
             <w:shd w:fill="F3F4F6" w:val="clear"/>
             <w:tcMar>
               <w:top w:type="dxa" w:w="80"/>
@@ -3840,7 +4690,7 @@
                 <w:sz w:val="22"/>
                 <w:szCs w:val="22"/>
               </w:rPr>
-              <w:t xml:space="preserve">採購單草稿分頁，含建議補貨量</w:t>
+              <w:t xml:space="preserve">create a purchase order for low stock items</w:t>
             </w:r>
           </w:p>
         </w:tc>
@@ -3873,7 +4723,7 @@
         </w:tc>
         <w:tc>
           <w:tcPr>
-            <w:tcW w:type="dxa" w:w="3200"/>
+            <w:tcW w:type="dxa" w:w="3600"/>
             <w:tcMar>
               <w:top w:type="dxa" w:w="80"/>
               <w:left w:type="dxa" w:w="120"/>
@@ -3898,31 +4748,74 @@
         </w:tc>
         <w:tc>
           <w:tcPr>
-            <w:tcW w:type="dxa" w:w="4400"/>
-            <w:tcMar>
-              <w:top w:type="dxa" w:w="80"/>
-              <w:left w:type="dxa" w:w="120"/>
-              <w:bottom w:type="dxa" w:w="80"/>
-              <w:right w:type="dxa" w:w="120"/>
-            </w:tcMar>
-          </w:tcPr>
-          <w:p>
-            <w:pPr>
-              <w:spacing w:after="0" w:line="280"/>
-            </w:pPr>
-            <w:r>
-              <w:rPr>
-                <w:rFonts w:ascii="Microsoft JhengHei" w:cs="Microsoft JhengHei" w:eastAsia="Microsoft JhengHei" w:hAnsi="Microsoft JhengHei"/>
-                <w:color w:val="1F2937"/>
-                <w:sz w:val="22"/>
-                <w:szCs w:val="22"/>
-              </w:rPr>
-              <w:t xml:space="preserve">反問期間（昨天／7 天／30 天／90 天）→ 產出網頁表＋可下載 CSV</w:t>
+            <w:tcW w:type="dxa" w:w="4000"/>
+            <w:tcMar>
+              <w:top w:type="dxa" w:w="80"/>
+              <w:left w:type="dxa" w:w="120"/>
+              <w:bottom w:type="dxa" w:w="80"/>
+              <w:right w:type="dxa" w:w="120"/>
+            </w:tcMar>
+          </w:tcPr>
+          <w:p>
+            <w:pPr>
+              <w:spacing w:after="0" w:line="280"/>
+            </w:pPr>
+            <w:r>
+              <w:rPr>
+                <w:rFonts w:ascii="Microsoft JhengHei" w:cs="Microsoft JhengHei" w:eastAsia="Microsoft JhengHei" w:hAnsi="Microsoft JhengHei"/>
+                <w:color w:val="1F2937"/>
+                <w:sz w:val="22"/>
+                <w:szCs w:val="22"/>
+              </w:rPr>
+              <w:t xml:space="preserve">export movements（或 export movements last week 直接指定期間）</w:t>
             </w:r>
           </w:p>
         </w:tc>
       </w:tr>
     </w:tbl>
+    <w:p>
+      <w:pPr>
+        <w:spacing w:after="120"/>
+      </w:pPr>
+    </w:p>
+    <w:p>
+      <w:pPr>
+        <w:pStyle w:val="ListParagraph"/>
+        <w:numPr>
+          <w:ilvl w:val="0"/>
+          <w:numId w:val="2"/>
+        </w:numPr>
+        <w:spacing w:after="80" w:line="300"/>
+      </w:pPr>
+      <w:r>
+        <w:rPr>
+          <w:rFonts w:ascii="Microsoft JhengHei" w:cs="Microsoft JhengHei" w:eastAsia="Microsoft JhengHei" w:hAnsi="Microsoft JhengHei"/>
+          <w:color w:val="1F2937"/>
+          <w:sz w:val="24"/>
+          <w:szCs w:val="24"/>
+        </w:rPr>
+        <w:t xml:space="preserve">體檢報告內容：KPI 六格、需注意清單、出貨 TOP10、30 天到期、完整庫存 60 項（含撐幾天與市值）</w:t>
+      </w:r>
+    </w:p>
+    <w:p>
+      <w:pPr>
+        <w:pStyle w:val="ListParagraph"/>
+        <w:numPr>
+          <w:ilvl w:val="0"/>
+          <w:numId w:val="2"/>
+        </w:numPr>
+        <w:spacing w:after="80" w:line="300"/>
+      </w:pPr>
+      <w:r>
+        <w:rPr>
+          <w:rFonts w:ascii="Microsoft JhengHei" w:cs="Microsoft JhengHei" w:eastAsia="Microsoft JhengHei" w:hAnsi="Microsoft JhengHei"/>
+          <w:color w:val="1F2937"/>
+          <w:sz w:val="24"/>
+          <w:szCs w:val="24"/>
+        </w:rPr>
+        <w:t xml:space="preserve">採購單：草稿分頁含各倉建議補貨量；匯出：先反問期間（昨天／7 天／30 天／90 天），點選項或打 1–4</w:t>
+      </w:r>
+    </w:p>
     <w:p>
       <w:pPr>
         <w:spacing w:after="120"/>
@@ -4412,7 +5305,7 @@
           <w:sz w:val="24"/>
           <w:szCs w:val="24"/>
         </w:rPr>
-        <w:t xml:space="preserve">整段約 5 分鐘。每一步先「做」再「講」，亮點粗體。</w:t>
+        <w:t xml:space="preserve">整段約 6 分鐘、七個橋段。每一步先「做」再「講」；中文訪客走中文版、外賓在橋段六切英文版。</w:t>
       </w:r>
     </w:p>
     <w:p>
@@ -4772,7 +5665,7 @@
           <w:sz w:val="28"/>
           <w:szCs w:val="28"/>
         </w:rPr>
-        <w:t xml:space="preserve">橋段六：手機掃碼收尾（1 分鐘）</w:t>
+        <w:t xml:space="preserve">橋段六：切英文版接待外賓（30 秒–1 分鐘）</w:t>
       </w:r>
     </w:p>
     <w:p>
@@ -4791,7 +5684,67 @@
           <w:sz w:val="24"/>
           <w:szCs w:val="24"/>
         </w:rPr>
-        <w:t xml:space="preserve">做：請訪客連熱點掃 QR，用自己的手機問一句</w:t>
+        <w:t xml:space="preserve">做：點瀏覽器分頁切到 Warehouse Assistant → 打「whats running low」或按 🎤 講英文</w:t>
+      </w:r>
+    </w:p>
+    <w:p>
+      <w:pPr>
+        <w:pStyle w:val="ListParagraph"/>
+        <w:numPr>
+          <w:ilvl w:val="0"/>
+          <w:numId w:val="2"/>
+        </w:numPr>
+        <w:spacing w:after="80" w:line="300"/>
+      </w:pPr>
+      <w:r>
+        <w:rPr>
+          <w:rFonts w:ascii="Microsoft JhengHei" w:cs="Microsoft JhengHei" w:eastAsia="Microsoft JhengHei" w:hAnsi="Microsoft JhengHei"/>
+          <w:color w:val="1F2937"/>
+          <w:sz w:val="24"/>
+          <w:szCs w:val="24"/>
+        </w:rPr>
+        <w:t xml:space="preserve">講：「英文版不是翻譯——是獨立微調的另一顆模型，語音跟中文共用同一顆辨識引擎。兩套系統同一台機器並存，各有八九百到一千一百句的回歸測試釘著品質。」</w:t>
+      </w:r>
+    </w:p>
+    <w:p>
+      <w:pPr>
+        <w:spacing w:after="120"/>
+      </w:pPr>
+    </w:p>
+    <w:p>
+      <w:pPr>
+        <w:pStyle w:val="Heading2"/>
+        <w:spacing w:after="120" w:before="240"/>
+      </w:pPr>
+      <w:r>
+        <w:rPr>
+          <w:rFonts w:ascii="Microsoft JhengHei" w:cs="Microsoft JhengHei" w:eastAsia="Microsoft JhengHei" w:hAnsi="Microsoft JhengHei"/>
+          <w:b/>
+          <w:bCs/>
+          <w:color w:val="1F2937"/>
+          <w:sz w:val="28"/>
+          <w:szCs w:val="28"/>
+        </w:rPr>
+        <w:t xml:space="preserve">橋段七：手機掃碼收尾（1 分鐘）</w:t>
+      </w:r>
+    </w:p>
+    <w:p>
+      <w:pPr>
+        <w:pStyle w:val="ListParagraph"/>
+        <w:numPr>
+          <w:ilvl w:val="0"/>
+          <w:numId w:val="2"/>
+        </w:numPr>
+        <w:spacing w:after="80" w:line="300"/>
+      </w:pPr>
+      <w:r>
+        <w:rPr>
+          <w:rFonts w:ascii="Microsoft JhengHei" w:cs="Microsoft JhengHei" w:eastAsia="Microsoft JhengHei" w:hAnsi="Microsoft JhengHei"/>
+          <w:color w:val="1F2937"/>
+          <w:sz w:val="24"/>
+          <w:szCs w:val="24"/>
+        </w:rPr>
+        <w:t xml:space="preserve">做：請訪客連熱點掃 QR，用自己的手機問一句（中文或英文頁皆可）</w:t>
       </w:r>
     </w:p>
     <w:p>
